--- a/Blinkit Dashboard/1.Document Structure/1 Document Structure.docx
+++ b/Blinkit Dashboard/1.Document Structure/1 Document Structure.docx
@@ -1322,6 +1322,62 @@
     </w:p>
     <w:p>
       <w:pPr>
+        <w:numPr>
+          <w:ilvl w:val="0"/>
+          <w:numId w:val="5"/>
+        </w:numPr>
+        <w:spacing w:before="100" w:beforeAutospacing="1" w:after="100" w:afterAutospacing="1" w:line="240" w:lineRule="auto"/>
+        <w:rPr>
+          <w:rFonts w:ascii="Times New Roman" w:eastAsia="Times New Roman" w:hAnsi="Times New Roman" w:cs="Times New Roman"/>
+          <w:kern w:val="0"/>
+          <w:sz w:val="24"/>
+          <w:szCs w:val="24"/>
+          <w:lang w:val="en-US"/>
+          <w14:ligatures w14:val="none"/>
+        </w:rPr>
+      </w:pPr>
+      <w:r>
+        <w:rPr>
+          <w:rFonts w:ascii="Times New Roman" w:eastAsia="Times New Roman" w:hAnsi="Times New Roman" w:cs="Times New Roman"/>
+          <w:kern w:val="0"/>
+          <w:sz w:val="24"/>
+          <w:szCs w:val="24"/>
+          <w:lang w:val="en-US"/>
+          <w14:ligatures w14:val="none"/>
+        </w:rPr>
+        <w:t>A/B Testing Document</w:t>
+      </w:r>
+    </w:p>
+    <w:p>
+      <w:pPr>
+        <w:numPr>
+          <w:ilvl w:val="0"/>
+          <w:numId w:val="5"/>
+        </w:numPr>
+        <w:spacing w:before="100" w:beforeAutospacing="1" w:after="100" w:afterAutospacing="1" w:line="240" w:lineRule="auto"/>
+        <w:rPr>
+          <w:rFonts w:ascii="Times New Roman" w:eastAsia="Times New Roman" w:hAnsi="Times New Roman" w:cs="Times New Roman"/>
+          <w:kern w:val="0"/>
+          <w:sz w:val="24"/>
+          <w:szCs w:val="24"/>
+          <w:lang w:val="en-US"/>
+          <w14:ligatures w14:val="none"/>
+        </w:rPr>
+      </w:pPr>
+      <w:r>
+        <w:rPr>
+          <w:rFonts w:ascii="Times New Roman" w:eastAsia="Times New Roman" w:hAnsi="Times New Roman" w:cs="Times New Roman"/>
+          <w:kern w:val="0"/>
+          <w:sz w:val="24"/>
+          <w:szCs w:val="24"/>
+          <w:lang w:val="en-US"/>
+          <w14:ligatures w14:val="none"/>
+        </w:rPr>
+        <w:t>A/b Testing Code</w:t>
+      </w:r>
+    </w:p>
+    <w:p>
+      <w:pPr>
         <w:spacing w:after="0" w:line="240" w:lineRule="auto"/>
         <w:rPr>
           <w:rFonts w:ascii="Times New Roman" w:eastAsia="Times New Roman" w:hAnsi="Times New Roman" w:cs="Times New Roman"/>
@@ -1409,6 +1465,7 @@
           <w:lang w:val="en-US"/>
           <w14:ligatures w14:val="none"/>
         </w:rPr>
+        <w:lastRenderedPageBreak/>
         <w:t>This section contains the analytical solution.</w:t>
       </w:r>
     </w:p>
@@ -1435,7 +1492,6 @@
           <w:lang w:val="en-US"/>
           <w14:ligatures w14:val="none"/>
         </w:rPr>
-        <w:lastRenderedPageBreak/>
         <w:t>Includes:</w:t>
       </w:r>
     </w:p>
@@ -2156,6 +2212,7 @@
           <w:lang w:val="en-US"/>
           <w14:ligatures w14:val="none"/>
         </w:rPr>
+        <w:lastRenderedPageBreak/>
         <w:t>This project demonstrates a complete Business Analyst workflow, covering:</w:t>
       </w:r>
     </w:p>
@@ -2184,7 +2241,6 @@
           <w:lang w:val="en-US"/>
           <w14:ligatures w14:val="none"/>
         </w:rPr>
-        <w:lastRenderedPageBreak/>
         <w:t>Business problem identification</w:t>
       </w:r>
     </w:p>
